--- a/tests/fixtures/structure/wrong_C_8_heading_alignment.docx
+++ b/tests/fixtures/structure/wrong_C_8_heading_alignment.docx
@@ -1247,7 +1247,7 @@
         <w:pStyle w:val="1"/>
         <w:spacing w:before="0" w:after="0"/>
         <w:ind w:firstLine="0"/>
-        <w:jc w:val="left"/>
+        <w:jc w:val="center"/>
         <w:rPr>
           <w:rFonts w:ascii="Times New Roman" w:hAnsi="Times New Roman" w:cs="Times New Roman"/>
           <w:color w:val="000000" w:themeColor="text1"/>
@@ -1373,7 +1373,7 @@
         <w:pStyle w:val="1"/>
         <w:spacing w:before="0" w:after="0"/>
         <w:ind w:firstLine="0"/>
-        <w:jc w:val="left"/>
+        <w:jc w:val="center"/>
         <w:rPr>
           <w:rFonts w:ascii="Times New Roman" w:hAnsi="Times New Roman" w:cs="Times New Roman"/>
           <w:color w:val="000000" w:themeColor="text1"/>
@@ -1767,7 +1767,7 @@
         <w:pStyle w:val="1"/>
         <w:spacing w:before="0" w:after="0"/>
         <w:ind w:firstLine="0"/>
-        <w:jc w:val="left"/>
+        <w:jc w:val="center"/>
         <w:rPr>
           <w:rFonts w:ascii="Times New Roman" w:hAnsi="Times New Roman" w:cs="Times New Roman"/>
           <w:color w:val="000000" w:themeColor="text1"/>
@@ -1832,7 +1832,7 @@
         <w:pStyle w:val="1"/>
         <w:spacing w:before="0" w:after="0"/>
         <w:ind w:firstLine="0"/>
-        <w:jc w:val="left"/>
+        <w:jc w:val="center"/>
         <w:rPr>
           <w:rFonts w:ascii="Times New Roman" w:hAnsi="Times New Roman" w:cs="Times New Roman"/>
           <w:color w:val="000000" w:themeColor="text1"/>
